--- a/docs/10_Test_Plan.docx
+++ b/docs/10_Test_Plan.docx
@@ -1182,15 +1182,7 @@
         <w:spacing w:after="120"/>
       </w:pPr>
       <w:r>
-        <w:t xml:space="preserve">This plan defines how to test both the public VTech Portal (index.html) and the ServiceNow backend so that content is displayed correctly, integrations work, submissions are captured safely, and access is controlled. The goal is </w:t>
-      </w:r>
-      <w:proofErr w:type="gramStart"/>
-      <w:r>
-        <w:t>confidence</w:t>
-      </w:r>
-      <w:proofErr w:type="gramEnd"/>
-      <w:r>
-        <w:t xml:space="preserve"> that a content change or code change has not broken the site.</w:t>
+        <w:t>This plan defines how to test both the public VTech Portal (index.html) and the ServiceNow backend so that content is displayed correctly, integrations work, submissions are captured safely, and access is controlled. The goal is confidence that a content change or code change has not broken the site.</w:t>
       </w:r>
     </w:p>
     <w:p>
@@ -1216,11 +1208,9 @@
       <w:r>
         <w:t xml:space="preserve"> all website views and functions; all Scripted REST endpoints; the content tables, properties, roles/ACLs; lead and review submission incl. staging/transform; CORS; responsive &amp; cross-browser </w:t>
       </w:r>
-      <w:proofErr w:type="spellStart"/>
-      <w:r>
-        <w:t>behaviour</w:t>
-      </w:r>
-      <w:proofErr w:type="spellEnd"/>
+      <w:r>
+        <w:t>behavior</w:t>
+      </w:r>
       <w:r>
         <w:t>; resilience/fallbacks.</w:t>
       </w:r>
@@ -1290,23 +1280,7 @@
         <w:t>Backend:</w:t>
       </w:r>
       <w:r>
-        <w:t xml:space="preserve"> </w:t>
-      </w:r>
-      <w:proofErr w:type="gramStart"/>
-      <w:r>
-        <w:t>the</w:t>
-      </w:r>
-      <w:proofErr w:type="gramEnd"/>
-      <w:r>
-        <w:t xml:space="preserve"> ServiceNow instance ven07539.service-now.com (scope x_palni_servicen_1). Use </w:t>
-      </w:r>
-      <w:proofErr w:type="gramStart"/>
-      <w:r>
-        <w:t>a non</w:t>
-      </w:r>
-      <w:proofErr w:type="gramEnd"/>
-      <w:r>
-        <w:t>-production/sub-prod where possible.</w:t>
+        <w:t xml:space="preserve"> the ServiceNow instance ven07539.service-now.com (scope x_palni_servicen_1). Use a non-production/sub-prod where possible.</w:t>
       </w:r>
     </w:p>
     <w:p>
@@ -1324,15 +1298,7 @@
         <w:t>Browsers:</w:t>
       </w:r>
       <w:r>
-        <w:t xml:space="preserve"> latest Chrome, Edge, Firefox, Safari; </w:t>
-      </w:r>
-      <w:proofErr w:type="gramStart"/>
-      <w:r>
-        <w:t>plus</w:t>
-      </w:r>
-      <w:proofErr w:type="gramEnd"/>
-      <w:r>
-        <w:t xml:space="preserve"> mobile Chrome/Safari.</w:t>
+        <w:t xml:space="preserve"> latest Chrome, Edge, Firefox, Safari; plus mobile Chrome/Safari.</w:t>
       </w:r>
     </w:p>
     <w:p>
@@ -1926,23 +1892,7 @@
                 <w:sz w:val="18"/>
                 <w:szCs w:val="18"/>
               </w:rPr>
-              <w:t xml:space="preserve">Reasonable load; progressive rendering; images </w:t>
-            </w:r>
-            <w:proofErr w:type="gramStart"/>
-            <w:r>
-              <w:rPr>
-                <w:sz w:val="18"/>
-                <w:szCs w:val="18"/>
-              </w:rPr>
-              <w:t>lazy-load</w:t>
-            </w:r>
-            <w:proofErr w:type="gramEnd"/>
-            <w:r>
-              <w:rPr>
-                <w:sz w:val="18"/>
-                <w:szCs w:val="18"/>
-              </w:rPr>
-              <w:t>.</w:t>
+              <w:t>Reasonable load; progressive rendering; images lazy-load.</w:t>
             </w:r>
           </w:p>
         </w:tc>
@@ -2435,23 +2385,7 @@
         <w:spacing w:after="120"/>
       </w:pPr>
       <w:r>
-        <w:t xml:space="preserve">Log each defect with: ID, title, area, steps to reproduce, expected vs actual, severity (Critical/High/Medium/Low), screenshots, and environment/browser. Retest after </w:t>
-      </w:r>
-      <w:proofErr w:type="gramStart"/>
-      <w:r>
-        <w:t>fix</w:t>
-      </w:r>
-      <w:proofErr w:type="gramEnd"/>
-      <w:r>
-        <w:t xml:space="preserve"> and </w:t>
-      </w:r>
-      <w:proofErr w:type="gramStart"/>
-      <w:r>
-        <w:t>record</w:t>
-      </w:r>
-      <w:proofErr w:type="gramEnd"/>
-      <w:r>
-        <w:t xml:space="preserve"> the result. Track status: New → In Progress → Fixed → Retested → Closed.</w:t>
+        <w:t>Log each defect with: ID, title, area, steps to reproduce, expected vs actual, severity (Critical/High/Medium/Low), screenshots, and environment/browser. Retest after fix and record the result. Track status: New → In Progress → Fixed → Retested → Closed.</w:t>
       </w:r>
     </w:p>
     <w:p>
